--- a/applications_generated/nvidia_phd_research_intern_generative_ai_for_physica/ATS_RESUME.docx
+++ b/applications_generated/nvidia_phd_research_intern_generative_ai_for_physica/ATS_RESUME.docx
@@ -594,31 +594,31 @@
       </w:rPr>
     </w:lvl>
   </w:abstractNum>
-  <w:num w:numId="1" w16cid:durableId="852912234">
+  <w:num w:numId="1" w16cid:durableId="734936457">
     <w:abstractNumId w:val="8"/>
   </w:num>
-  <w:num w:numId="2" w16cid:durableId="85268165">
+  <w:num w:numId="2" w16cid:durableId="1748531402">
     <w:abstractNumId w:val="6"/>
   </w:num>
-  <w:num w:numId="3" w16cid:durableId="778985468">
+  <w:num w:numId="3" w16cid:durableId="778452398">
     <w:abstractNumId w:val="5"/>
   </w:num>
-  <w:num w:numId="4" w16cid:durableId="60101549">
+  <w:num w:numId="4" w16cid:durableId="1931311914">
     <w:abstractNumId w:val="4"/>
   </w:num>
-  <w:num w:numId="5" w16cid:durableId="1807621092">
+  <w:num w:numId="5" w16cid:durableId="273943891">
     <w:abstractNumId w:val="7"/>
   </w:num>
-  <w:num w:numId="6" w16cid:durableId="1975717794">
+  <w:num w:numId="6" w16cid:durableId="1497763043">
     <w:abstractNumId w:val="3"/>
   </w:num>
-  <w:num w:numId="7" w16cid:durableId="1603950850">
+  <w:num w:numId="7" w16cid:durableId="1349797364">
     <w:abstractNumId w:val="2"/>
   </w:num>
-  <w:num w:numId="8" w16cid:durableId="858931484">
+  <w:num w:numId="8" w16cid:durableId="926235314">
     <w:abstractNumId w:val="1"/>
   </w:num>
-  <w:num w:numId="9" w16cid:durableId="373818560">
+  <w:num w:numId="9" w16cid:durableId="869027676">
     <w:abstractNumId w:val="0"/>
   </w:num>
 </w:numbering>

--- a/applications_generated/nvidia_phd_research_intern_generative_ai_for_physica/ATS_RESUME.docx
+++ b/applications_generated/nvidia_phd_research_intern_generative_ai_for_physica/ATS_RESUME.docx
@@ -594,31 +594,31 @@
       </w:rPr>
     </w:lvl>
   </w:abstractNum>
-  <w:num w:numId="1" w16cid:durableId="734936457">
+  <w:num w:numId="1" w16cid:durableId="1373768611">
     <w:abstractNumId w:val="8"/>
   </w:num>
-  <w:num w:numId="2" w16cid:durableId="1748531402">
+  <w:num w:numId="2" w16cid:durableId="1527792710">
     <w:abstractNumId w:val="6"/>
   </w:num>
-  <w:num w:numId="3" w16cid:durableId="778452398">
+  <w:num w:numId="3" w16cid:durableId="1960793523">
     <w:abstractNumId w:val="5"/>
   </w:num>
-  <w:num w:numId="4" w16cid:durableId="1931311914">
+  <w:num w:numId="4" w16cid:durableId="2637659">
     <w:abstractNumId w:val="4"/>
   </w:num>
-  <w:num w:numId="5" w16cid:durableId="273943891">
+  <w:num w:numId="5" w16cid:durableId="1889797191">
     <w:abstractNumId w:val="7"/>
   </w:num>
-  <w:num w:numId="6" w16cid:durableId="1497763043">
+  <w:num w:numId="6" w16cid:durableId="1111827885">
     <w:abstractNumId w:val="3"/>
   </w:num>
-  <w:num w:numId="7" w16cid:durableId="1349797364">
+  <w:num w:numId="7" w16cid:durableId="817263314">
     <w:abstractNumId w:val="2"/>
   </w:num>
-  <w:num w:numId="8" w16cid:durableId="926235314">
+  <w:num w:numId="8" w16cid:durableId="1272475079">
     <w:abstractNumId w:val="1"/>
   </w:num>
-  <w:num w:numId="9" w16cid:durableId="869027676">
+  <w:num w:numId="9" w16cid:durableId="69424455">
     <w:abstractNumId w:val="0"/>
   </w:num>
 </w:numbering>
